--- a/Archivos Proyecto Integrado/02 Informes Word/Informe_U1_Diagnostico_Delicias_de_Mama_2026.docx
+++ b/Archivos Proyecto Integrado/02 Informes Word/Informe_U1_Diagnostico_Delicias_de_Mama_2026.docx
@@ -108,7 +108,7 @@
         <w:rPr>
           <w:rFonts w:ascii="Tahoma" w:hAnsi="Tahoma" w:cs="Tahoma"/>
         </w:rPr>
-        <w:t xml:space="preserve">NOMBRE: Felipe Alvarado, Jafet Lavados y Matias Otero</w:t>
+        <w:t xml:space="preserve">NOMBRE: Felipe Alvarado y Jafet Lavados</w:t>
         <w:br/>
         <w:t xml:space="preserve">CARRERA: Analista Programador</w:t>
         <w:br/>
@@ -5340,7 +5340,7 @@
           <w:sz w:val="22"/>
           <w:szCs w:val="22"/>
         </w:rPr>
-        <w:t xml:space="preserve">Plan propuesto desde el 7 de octubre, con entrega tentativa el 27 de octubre de 2026. No describe tareas ya ejecutadas ni el plazo completo del software. El equipo responsable es Felipe Alvarado, Jafet Lavados y Matias Otero; la distribución individual debe acordarse.</w:t>
+        <w:t xml:space="preserve">Plan propuesto desde el 7 de octubre, con entrega tentativa el 27 de octubre de 2026. No describe tareas ya ejecutadas ni el plazo completo del software. El equipo responsable es Felipe Alvarado y Jafet Lavados; la distribución individual debe acordarse.</w:t>
       </w:r>
     </w:p>
     <w:tbl>
